--- a/data/cvs/cv_162_Senga_Technologies_Software_Engineer_Job_Senga_Technologies.docx
+++ b/data/cvs/cv_162_Senga_Technologies_Software_Engineer_Job_Senga_Technologies.docx
@@ -86,7 +86,7 @@
         <w:rPr>
           <w:sz w:val="20"/>
         </w:rPr>
-        <w:t>Full Stack Developer with a focus on AI-driven solutions, currently building production systems at Copy Cat Group. I work across the stack, from Python backends to React frontends, and have deep experience in AI data work including model evaluation, prompt engineering, and dataset structuring. My recent projects include integrating SAP APIs with internal systems, designing system architecture, and building an AI-powered tender scraping pipeline.</w:t>
+        <w:t>Full Stack Developer with a focus on AI-powered solutions. I bring a diverse toolkit to the table, from Python and JavaScript development to data annotation and model evaluation. Currently, I'm building production systems at Copy Cat Group, including an AI-driven tender scraping pipeline and an SAP API integration. I have a proven track record of delivering high-quality, scalable software solutions, with experience across both U.S. and Kenyan tech companies.</w:t>
       </w:r>
     </w:p>
     <w:p>
@@ -245,7 +245,7 @@
         <w:rPr>
           <w:sz w:val="20"/>
         </w:rPr>
-        <w:t>Ruby on Rails, Flutter, ReactJS, Agile Software Methodology, API development, Design patterns, RSpec, OpenAPI</w:t>
+        <w:t>Ruby on Rails, Flutter, ReactJS, Agile Software Methodology, API development, Design patterns, Cloud platforms, RSpec</w:t>
       </w:r>
     </w:p>
     <w:p>
@@ -263,7 +263,7 @@
         <w:rPr>
           <w:sz w:val="20"/>
         </w:rPr>
-        <w:t>Development frameworks, Relational databases, Virtualization platforms, Data-driven applications, Instrumentation, Product scaling, Documentation, Agile methodologies</w:t>
+        <w:t>OpenAPI, Software development frameworks, Relational databases, Virtualization platforms, Data-driven applications, Instrumentation, Product scaling, Agile methodologies</w:t>
       </w:r>
     </w:p>
     <w:p>
@@ -313,7 +313,7 @@
         <w:rPr>
           <w:sz w:val="20"/>
         </w:rPr>
-        <w:t>Integrating SAP APIs with an internal Credit Control System, creating an automated solution for OA and IT business units.</w:t>
+        <w:t>Integrating SAP APIs with an internal Credit Control System, automating processes for OA and IT business units.</w:t>
       </w:r>
     </w:p>
     <w:p>
@@ -325,7 +325,7 @@
         <w:rPr>
           <w:sz w:val="20"/>
         </w:rPr>
-        <w:t>Designing system architecture and producing comprehensive System Design Documents (SDDs) for enterprise-level applications.</w:t>
+        <w:t>Authoring technical documentation: BRD, SDD, and System Architecture documents for enterprise-level projects.</w:t>
       </w:r>
     </w:p>
     <w:p>
@@ -337,7 +337,7 @@
         <w:rPr>
           <w:sz w:val="20"/>
         </w:rPr>
-        <w:t>Building an AI-powered tender scraping pipeline, automating tender discovery and processing using agentic systems.</w:t>
+        <w:t>Designing and prototyping an AI-powered tender scraping pipeline, automating tender discovery and processing.</w:t>
       </w:r>
     </w:p>
     <w:p>
@@ -372,7 +372,7 @@
         <w:rPr>
           <w:sz w:val="20"/>
         </w:rPr>
-        <w:t>Generating accurate captions for multimodal datasets, improving model accuracy through detailed annotations.</w:t>
+        <w:t>Generating difference-based captions for multimodal datasets, improving model accuracy through detailed annotations.</w:t>
       </w:r>
     </w:p>
     <w:p>
@@ -407,7 +407,7 @@
         <w:rPr>
           <w:sz w:val="20"/>
         </w:rPr>
-        <w:t>Developing full-stack solutions, optimising APIs, and collaborating remotely to deliver client-centric applications.</w:t>
+        <w:t>Built and delivered full-stack solutions, including UI components, API optimisation, and CMS-based website systems.</w:t>
       </w:r>
     </w:p>
     <w:p>
@@ -442,7 +442,7 @@
         <w:rPr>
           <w:sz w:val="20"/>
         </w:rPr>
-        <w:t>Creating structured datasets for health and agriculture AI systems, ensuring annotation quality across languages and modalities.</w:t>
+        <w:t>Performed intent detection, slot tagging, and utterance verification for health and agriculture AI systems.</w:t>
       </w:r>
     </w:p>
     <w:p>
